--- a/5 Análisis frecuencial de señales.docx
+++ b/5 Análisis frecuencial de señales.docx
@@ -109,7 +109,7 @@
                           </pic:cNvPicPr>
                         </pic:nvPicPr>
                         <pic:blipFill>
-                          <a:blip r:embed="rId7"/>
+                          <a:blip r:embed="rId10"/>
                           <a:srcRect/>
                           <a:stretch>
                             <a:fillRect/>
@@ -2298,7 +2298,7 @@
                     <pic:cNvPicPr/>
                   </pic:nvPicPr>
                   <pic:blipFill>
-                    <a:blip r:embed="rId8">
+                    <a:blip r:embed="rId11">
                       <a:extLst>
                         <a:ext uri="{28A0092B-C50C-407E-A947-70E740481C1C}">
                           <a14:useLocalDpi xmlns:a14="http://schemas.microsoft.com/office/drawing/2010/main" val="0"/>
@@ -3126,7 +3126,7 @@
                     <pic:cNvPicPr/>
                   </pic:nvPicPr>
                   <pic:blipFill>
-                    <a:blip r:embed="rId9">
+                    <a:blip r:embed="rId12">
                       <a:extLst>
                         <a:ext uri="{28A0092B-C50C-407E-A947-70E740481C1C}">
                           <a14:useLocalDpi xmlns:a14="http://schemas.microsoft.com/office/drawing/2010/main" val="0"/>
@@ -3646,12 +3646,14 @@
         <w:rPr>
           <w:rFonts w:ascii="Times New Roman" w:hAnsi="Times New Roman" w:cs="Times New Roman"/>
           <w:i/>
+          <w:highlight w:val="yellow"/>
         </w:rPr>
       </w:pPr>
       <w:r>
         <w:rPr>
           <w:rFonts w:ascii="Times New Roman" w:hAnsi="Times New Roman" w:cs="Times New Roman"/>
           <w:i/>
+          <w:highlight w:val="yellow"/>
         </w:rPr>
         <w:t xml:space="preserve">Compruebe </w:t>
       </w:r>
@@ -3659,6 +3661,7 @@
         <w:rPr>
           <w:rFonts w:ascii="Times New Roman" w:hAnsi="Times New Roman" w:cs="Times New Roman"/>
           <w:i/>
+          <w:highlight w:val="yellow"/>
         </w:rPr>
         <w:t>que los valores de las primera</w:t>
       </w:r>
@@ -3666,6 +3669,7 @@
         <w:rPr>
           <w:rFonts w:ascii="Times New Roman" w:hAnsi="Times New Roman" w:cs="Times New Roman"/>
           <w:i/>
+          <w:highlight w:val="yellow"/>
         </w:rPr>
         <w:t>s cinco muestras son los mismos</w:t>
       </w:r>
@@ -3987,7 +3991,7 @@
                     <pic:cNvPicPr/>
                   </pic:nvPicPr>
                   <pic:blipFill>
-                    <a:blip r:embed="rId10">
+                    <a:blip r:embed="rId13">
                       <a:extLst>
                         <a:ext uri="{28A0092B-C50C-407E-A947-70E740481C1C}">
                           <a14:useLocalDpi xmlns:a14="http://schemas.microsoft.com/office/drawing/2010/main" val="0"/>
@@ -5242,12 +5246,14 @@
         <w:rPr>
           <w:rFonts w:ascii="Times New Roman" w:hAnsi="Times New Roman" w:cs="Times New Roman"/>
           <w:i/>
+          <w:highlight w:val="yellow"/>
         </w:rPr>
       </w:pPr>
       <w:r>
         <w:rPr>
           <w:rFonts w:ascii="Times New Roman" w:hAnsi="Times New Roman" w:cs="Times New Roman"/>
           <w:i/>
+          <w:highlight w:val="yellow"/>
         </w:rPr>
         <w:t>La potencia es la misma que en</w:t>
       </w:r>
@@ -5255,6 +5261,7 @@
         <w:rPr>
           <w:rFonts w:ascii="Times New Roman" w:hAnsi="Times New Roman" w:cs="Times New Roman"/>
           <w:i/>
+          <w:highlight w:val="yellow"/>
         </w:rPr>
         <w:t xml:space="preserve"> </w:t>
       </w:r>
@@ -5262,6 +5269,7 @@
         <m:r>
           <w:rPr>
             <w:rFonts w:ascii="Cambria Math" w:hAnsi="Cambria Math"/>
+            <w:highlight w:val="yellow"/>
           </w:rPr>
           <m:t>x</m:t>
         </m:r>
@@ -5271,6 +5279,7 @@
               <w:rPr>
                 <w:rFonts w:ascii="Cambria Math" w:hAnsi="Cambria Math"/>
                 <w:i/>
+                <w:highlight w:val="yellow"/>
               </w:rPr>
             </m:ctrlPr>
           </m:dPr>
@@ -5278,6 +5287,7 @@
             <m:r>
               <w:rPr>
                 <w:rFonts w:ascii="Cambria Math" w:hAnsi="Cambria Math"/>
+                <w:highlight w:val="yellow"/>
               </w:rPr>
               <m:t>n</m:t>
             </m:r>
@@ -5288,6 +5298,7 @@
         <w:rPr>
           <w:rFonts w:ascii="Times New Roman" w:hAnsi="Times New Roman" w:cs="Times New Roman"/>
           <w:i/>
+          <w:highlight w:val="yellow"/>
         </w:rPr>
         <w:t>. ¿Por qué?</w:t>
       </w:r>
@@ -5295,6 +5306,7 @@
         <w:rPr>
           <w:rFonts w:ascii="Times New Roman" w:hAnsi="Times New Roman" w:cs="Times New Roman"/>
           <w:i/>
+          <w:highlight w:val="yellow"/>
         </w:rPr>
         <w:t xml:space="preserve"> </w:t>
       </w:r>
@@ -5993,7 +6005,7 @@
                     <pic:cNvPicPr/>
                   </pic:nvPicPr>
                   <pic:blipFill>
-                    <a:blip r:embed="rId11">
+                    <a:blip r:embed="rId14">
                       <a:extLst>
                         <a:ext uri="{28A0092B-C50C-407E-A947-70E740481C1C}">
                           <a14:useLocalDpi xmlns:a14="http://schemas.microsoft.com/office/drawing/2010/main" val="0"/>
@@ -7808,7 +7820,7 @@
                     <pic:cNvPicPr/>
                   </pic:nvPicPr>
                   <pic:blipFill>
-                    <a:blip r:embed="rId12">
+                    <a:blip r:embed="rId15">
                       <a:extLst>
                         <a:ext uri="{28A0092B-C50C-407E-A947-70E740481C1C}">
                           <a14:useLocalDpi xmlns:a14="http://schemas.microsoft.com/office/drawing/2010/main" val="0"/>
@@ -8460,7 +8472,7 @@
                     <pic:cNvPicPr/>
                   </pic:nvPicPr>
                   <pic:blipFill>
-                    <a:blip r:embed="rId13">
+                    <a:blip r:embed="rId16">
                       <a:extLst>
                         <a:ext uri="{28A0092B-C50C-407E-A947-70E740481C1C}">
                           <a14:useLocalDpi xmlns:a14="http://schemas.microsoft.com/office/drawing/2010/main" val="0"/>
@@ -8874,7 +8886,7 @@
                     <pic:cNvPicPr/>
                   </pic:nvPicPr>
                   <pic:blipFill>
-                    <a:blip r:embed="rId14">
+                    <a:blip r:embed="rId17">
                       <a:extLst>
                         <a:ext uri="{28A0092B-C50C-407E-A947-70E740481C1C}">
                           <a14:useLocalDpi xmlns:a14="http://schemas.microsoft.com/office/drawing/2010/main" val="0"/>
@@ -9196,7 +9208,7 @@
                     <pic:cNvPicPr/>
                   </pic:nvPicPr>
                   <pic:blipFill>
-                    <a:blip r:embed="rId15"/>
+                    <a:blip r:embed="rId18"/>
                     <a:stretch>
                       <a:fillRect/>
                     </a:stretch>
@@ -9244,7 +9256,7 @@
                     <pic:cNvPicPr/>
                   </pic:nvPicPr>
                   <pic:blipFill>
-                    <a:blip r:embed="rId16"/>
+                    <a:blip r:embed="rId19"/>
                     <a:stretch>
                       <a:fillRect/>
                     </a:stretch>
@@ -9308,12 +9320,14 @@
         <w:ind w:left="360"/>
         <w:rPr>
           <w:rFonts w:ascii="Times New Roman" w:hAnsi="Times New Roman" w:cs="Times New Roman"/>
+          <w:highlight w:val="yellow"/>
           <w:lang w:val="es-ES"/>
         </w:rPr>
       </w:pPr>
       <w:r>
         <w:rPr>
           <w:rFonts w:ascii="Times New Roman" w:hAnsi="Times New Roman" w:cs="Times New Roman"/>
+          <w:highlight w:val="yellow"/>
           <w:lang w:val="es-ES"/>
         </w:rPr>
         <w:t>Los ítems descritos a continuación deben ser desarrollados y entre</w:t>
@@ -9321,6 +9335,7 @@
       <w:r>
         <w:rPr>
           <w:rFonts w:ascii="Times New Roman" w:hAnsi="Times New Roman" w:cs="Times New Roman"/>
+          <w:highlight w:val="yellow"/>
           <w:lang w:val="es-ES"/>
         </w:rPr>
         <w:t xml:space="preserve">gados por los </w:t>
@@ -9328,6 +9343,7 @@
       <w:r>
         <w:rPr>
           <w:rFonts w:ascii="Times New Roman" w:hAnsi="Times New Roman" w:cs="Times New Roman"/>
+          <w:highlight w:val="yellow"/>
           <w:lang w:val="es-ES"/>
         </w:rPr>
         <w:t>equipos</w:t>
@@ -9335,6 +9351,7 @@
       <w:r>
         <w:rPr>
           <w:rFonts w:ascii="Times New Roman" w:hAnsi="Times New Roman" w:cs="Times New Roman"/>
+          <w:highlight w:val="yellow"/>
           <w:lang w:val="es-ES"/>
         </w:rPr>
         <w:t xml:space="preserve"> de trabajo. </w:t>
@@ -9342,6 +9359,7 @@
       <w:r>
         <w:rPr>
           <w:rFonts w:ascii="Times New Roman" w:hAnsi="Times New Roman" w:cs="Times New Roman"/>
+          <w:highlight w:val="yellow"/>
           <w:lang w:val="es-ES"/>
         </w:rPr>
         <w:t>Adjuntar conclusiones</w:t>
@@ -9349,6 +9367,7 @@
       <w:r>
         <w:rPr>
           <w:rFonts w:ascii="Times New Roman" w:hAnsi="Times New Roman" w:cs="Times New Roman"/>
+          <w:highlight w:val="yellow"/>
           <w:lang w:val="es-ES"/>
         </w:rPr>
         <w:t xml:space="preserve"> y referencias</w:t>
@@ -9356,6 +9375,7 @@
       <w:r>
         <w:rPr>
           <w:rFonts w:ascii="Times New Roman" w:hAnsi="Times New Roman" w:cs="Times New Roman"/>
+          <w:highlight w:val="yellow"/>
           <w:lang w:val="es-ES"/>
         </w:rPr>
         <w:t>.</w:t>
@@ -9363,6 +9383,7 @@
       <w:r>
         <w:rPr>
           <w:rFonts w:ascii="Times New Roman" w:hAnsi="Times New Roman" w:cs="Times New Roman"/>
+          <w:highlight w:val="yellow"/>
           <w:lang w:val="es-ES"/>
         </w:rPr>
         <w:t xml:space="preserve"> Recuerde entregar </w:t>
@@ -9370,6 +9391,7 @@
       <w:r>
         <w:rPr>
           <w:rFonts w:ascii="Times New Roman" w:hAnsi="Times New Roman" w:cs="Times New Roman"/>
+          <w:highlight w:val="yellow"/>
           <w:lang w:val="es-ES"/>
         </w:rPr>
         <w:t xml:space="preserve">el </w:t>
@@ -9377,6 +9399,7 @@
       <w:r>
         <w:rPr>
           <w:rFonts w:ascii="Times New Roman" w:hAnsi="Times New Roman" w:cs="Times New Roman"/>
+          <w:highlight w:val="yellow"/>
           <w:lang w:val="es-ES"/>
         </w:rPr>
         <w:t>archivo</w:t>
@@ -9384,6 +9407,7 @@
       <w:r>
         <w:rPr>
           <w:rFonts w:ascii="Times New Roman" w:hAnsi="Times New Roman" w:cs="Times New Roman"/>
+          <w:highlight w:val="yellow"/>
           <w:lang w:val="es-ES"/>
         </w:rPr>
         <w:t xml:space="preserve"> </w:t>
@@ -9392,6 +9416,7 @@
       <w:r>
         <w:rPr>
           <w:rFonts w:ascii="Times New Roman" w:hAnsi="Times New Roman" w:cs="Times New Roman"/>
+          <w:highlight w:val="yellow"/>
           <w:lang w:val="es-ES"/>
         </w:rPr>
         <w:t>ipynb</w:t>
@@ -9400,6 +9425,7 @@
       <w:r>
         <w:rPr>
           <w:rFonts w:ascii="Times New Roman" w:hAnsi="Times New Roman" w:cs="Times New Roman"/>
+          <w:highlight w:val="yellow"/>
           <w:lang w:val="es-ES"/>
         </w:rPr>
         <w:t>, con el desarrollo punto a punto de esta aplicación</w:t>
@@ -9407,6 +9433,7 @@
       <w:r>
         <w:rPr>
           <w:rFonts w:ascii="Times New Roman" w:hAnsi="Times New Roman" w:cs="Times New Roman"/>
+          <w:highlight w:val="yellow"/>
           <w:lang w:val="es-ES"/>
         </w:rPr>
         <w:t xml:space="preserve">, incluyendo los enunciados. </w:t>
@@ -9422,6 +9449,7 @@
         <w:ind w:left="360"/>
         <w:rPr>
           <w:rFonts w:ascii="Times New Roman" w:hAnsi="Times New Roman" w:cs="Times New Roman"/>
+          <w:highlight w:val="yellow"/>
         </w:rPr>
       </w:pPr>
     </w:p>
@@ -9439,77 +9467,90 @@
         <w:spacing w:after="0"/>
         <w:rPr>
           <w:rFonts w:ascii="Times New Roman" w:hAnsi="Times New Roman" w:cs="Times New Roman"/>
-        </w:rPr>
-      </w:pPr>
-      <w:r>
-        <w:rPr>
-          <w:rFonts w:ascii="Times New Roman" w:hAnsi="Times New Roman" w:cs="Times New Roman"/>
+          <w:highlight w:val="yellow"/>
+        </w:rPr>
+      </w:pPr>
+      <w:r>
+        <w:rPr>
+          <w:rFonts w:ascii="Times New Roman" w:hAnsi="Times New Roman" w:cs="Times New Roman"/>
+          <w:highlight w:val="yellow"/>
         </w:rPr>
         <w:t xml:space="preserve">Cree una señal que sea la suma de tres componentes sinusoidales con frecuencias de </w:t>
       </w:r>
       <w:r>
         <w:rPr>
           <w:rFonts w:ascii="Times New Roman" w:hAnsi="Times New Roman" w:cs="Times New Roman"/>
+          <w:highlight w:val="yellow"/>
         </w:rPr>
         <w:t>40</w:t>
       </w:r>
       <w:r>
         <w:rPr>
           <w:rFonts w:ascii="Times New Roman" w:hAnsi="Times New Roman" w:cs="Times New Roman"/>
+          <w:highlight w:val="yellow"/>
         </w:rPr>
         <w:t xml:space="preserve">, </w:t>
       </w:r>
       <w:r>
         <w:rPr>
           <w:rFonts w:ascii="Times New Roman" w:hAnsi="Times New Roman" w:cs="Times New Roman"/>
+          <w:highlight w:val="yellow"/>
         </w:rPr>
         <w:t xml:space="preserve">80 </w:t>
       </w:r>
       <w:r>
         <w:rPr>
           <w:rFonts w:ascii="Times New Roman" w:hAnsi="Times New Roman" w:cs="Times New Roman"/>
+          <w:highlight w:val="yellow"/>
         </w:rPr>
         <w:t xml:space="preserve">y </w:t>
       </w:r>
       <w:r>
         <w:rPr>
           <w:rFonts w:ascii="Times New Roman" w:hAnsi="Times New Roman" w:cs="Times New Roman"/>
+          <w:highlight w:val="yellow"/>
         </w:rPr>
         <w:t>1</w:t>
       </w:r>
       <w:r>
         <w:rPr>
           <w:rFonts w:ascii="Times New Roman" w:hAnsi="Times New Roman" w:cs="Times New Roman"/>
+          <w:highlight w:val="yellow"/>
         </w:rPr>
         <w:t>60 Hz.</w:t>
       </w:r>
       <w:r>
         <w:rPr>
           <w:rFonts w:ascii="Times New Roman" w:hAnsi="Times New Roman" w:cs="Times New Roman"/>
+          <w:highlight w:val="yellow"/>
         </w:rPr>
         <w:t xml:space="preserve"> Defina la frecuencia de muestreo mínima necesaria para representar la señal</w:t>
       </w:r>
       <w:r>
         <w:rPr>
           <w:rFonts w:ascii="Times New Roman" w:hAnsi="Times New Roman" w:cs="Times New Roman"/>
+          <w:highlight w:val="yellow"/>
         </w:rPr>
         <w:t>, y utilice la frecuencia de muestreo necesaria para representarla</w:t>
       </w:r>
       <w:r>
         <w:rPr>
           <w:rFonts w:ascii="Times New Roman" w:hAnsi="Times New Roman" w:cs="Times New Roman"/>
+          <w:highlight w:val="yellow"/>
         </w:rPr>
         <w:t xml:space="preserve"> apropiadamente</w:t>
       </w:r>
       <w:r>
         <w:rPr>
           <w:rFonts w:ascii="Times New Roman" w:hAnsi="Times New Roman" w:cs="Times New Roman"/>
+          <w:highlight w:val="yellow"/>
         </w:rPr>
         <w:t xml:space="preserve">. </w:t>
       </w:r>
       <w:r>
         <w:rPr>
           <w:rFonts w:ascii="Times New Roman" w:hAnsi="Times New Roman" w:cs="Times New Roman"/>
+          <w:highlight w:val="yellow"/>
         </w:rPr>
         <w:t>(10%)</w:t>
       </w:r>
@@ -9528,61 +9569,64 @@
         <w:spacing w:after="0"/>
         <w:rPr>
           <w:rFonts w:ascii="Times New Roman" w:hAnsi="Times New Roman" w:cs="Times New Roman"/>
-        </w:rPr>
-      </w:pPr>
-      <w:r>
-        <w:rPr>
-          <w:rFonts w:ascii="Times New Roman" w:hAnsi="Times New Roman" w:cs="Times New Roman"/>
+          <w:highlight w:val="yellow"/>
+        </w:rPr>
+      </w:pPr>
+      <w:r>
+        <w:rPr>
+          <w:rFonts w:ascii="Times New Roman" w:hAnsi="Times New Roman" w:cs="Times New Roman"/>
+          <w:highlight w:val="yellow"/>
         </w:rPr>
         <w:t>Calcule la transformada de Fourier de la señal y grafique el espectro de frecuencia. Identifique en el espectro las frecuencias que componen la señal</w:t>
       </w:r>
       <w:r>
         <w:rPr>
           <w:rFonts w:ascii="Times New Roman" w:hAnsi="Times New Roman" w:cs="Times New Roman"/>
+          <w:highlight w:val="yellow"/>
         </w:rPr>
         <w:t xml:space="preserve"> (</w:t>
       </w:r>
       <w:r>
         <w:rPr>
           <w:rFonts w:ascii="Times New Roman" w:hAnsi="Times New Roman" w:cs="Times New Roman"/>
+          <w:highlight w:val="yellow"/>
         </w:rPr>
         <w:t xml:space="preserve">trabaje con 10 </w:t>
       </w:r>
       <w:r>
         <w:rPr>
           <w:rFonts w:ascii="Times New Roman" w:hAnsi="Times New Roman" w:cs="Times New Roman"/>
+          <w:highlight w:val="yellow"/>
         </w:rPr>
         <w:t>periodos</w:t>
       </w:r>
       <w:r>
         <w:rPr>
           <w:rFonts w:ascii="Times New Roman" w:hAnsi="Times New Roman" w:cs="Times New Roman"/>
+          <w:highlight w:val="yellow"/>
         </w:rPr>
         <w:t xml:space="preserve"> de la señal</w:t>
       </w:r>
       <w:r>
         <w:rPr>
           <w:rFonts w:ascii="Times New Roman" w:hAnsi="Times New Roman" w:cs="Times New Roman"/>
+          <w:highlight w:val="yellow"/>
         </w:rPr>
         <w:t>)</w:t>
       </w:r>
       <w:r>
         <w:rPr>
           <w:rFonts w:ascii="Times New Roman" w:hAnsi="Times New Roman" w:cs="Times New Roman"/>
+          <w:highlight w:val="yellow"/>
         </w:rPr>
         <w:t>.</w:t>
       </w:r>
       <w:r>
         <w:rPr>
           <w:rFonts w:ascii="Times New Roman" w:hAnsi="Times New Roman" w:cs="Times New Roman"/>
-        </w:rPr>
-        <w:t xml:space="preserve"> </w:t>
-      </w:r>
-      <w:r>
-        <w:rPr>
-          <w:rFonts w:ascii="Times New Roman" w:hAnsi="Times New Roman" w:cs="Times New Roman"/>
-        </w:rPr>
-        <w:t>(10%)</w:t>
+          <w:highlight w:val="yellow"/>
+        </w:rPr>
+        <w:t xml:space="preserve"> (10%)</w:t>
       </w:r>
     </w:p>
     <w:p>
@@ -9599,23 +9643,27 @@
         <w:spacing w:after="0"/>
         <w:rPr>
           <w:rFonts w:ascii="Times New Roman" w:hAnsi="Times New Roman" w:cs="Times New Roman"/>
-        </w:rPr>
-      </w:pPr>
-      <w:r>
-        <w:rPr>
-          <w:rFonts w:ascii="Times New Roman" w:hAnsi="Times New Roman" w:cs="Times New Roman"/>
+          <w:highlight w:val="yellow"/>
+        </w:rPr>
+      </w:pPr>
+      <w:r>
+        <w:rPr>
+          <w:rFonts w:ascii="Times New Roman" w:hAnsi="Times New Roman" w:cs="Times New Roman"/>
+          <w:highlight w:val="yellow"/>
         </w:rPr>
         <w:t>Consulte la función que permite realizar el cálculo de la transformada inversa de Fourier. Aplíquelo a la señal anterior.</w:t>
       </w:r>
       <w:r>
         <w:rPr>
           <w:rFonts w:ascii="Times New Roman" w:hAnsi="Times New Roman" w:cs="Times New Roman"/>
+          <w:highlight w:val="yellow"/>
         </w:rPr>
         <w:t xml:space="preserve"> (10%)</w:t>
       </w:r>
       <w:r>
         <w:rPr>
           <w:rFonts w:ascii="Times New Roman" w:hAnsi="Times New Roman" w:cs="Times New Roman"/>
+          <w:highlight w:val="yellow"/>
         </w:rPr>
         <w:t xml:space="preserve"> </w:t>
       </w:r>
@@ -9634,23 +9682,20 @@
         <w:spacing w:after="0"/>
         <w:rPr>
           <w:rFonts w:ascii="Times New Roman" w:hAnsi="Times New Roman" w:cs="Times New Roman"/>
-        </w:rPr>
-      </w:pPr>
-      <w:r>
-        <w:rPr>
-          <w:rFonts w:ascii="Times New Roman" w:hAnsi="Times New Roman" w:cs="Times New Roman"/>
-        </w:rPr>
-        <w:t>¿</w:t>
-      </w:r>
-      <w:r>
-        <w:rPr>
-          <w:rFonts w:ascii="Times New Roman" w:hAnsi="Times New Roman" w:cs="Times New Roman"/>
-        </w:rPr>
-        <w:t>Podría decir que las siguientes líneas aplican un filtro? ¿Por qué?</w:t>
-      </w:r>
-      <w:r>
-        <w:rPr>
-          <w:rFonts w:ascii="Times New Roman" w:hAnsi="Times New Roman" w:cs="Times New Roman"/>
+          <w:highlight w:val="yellow"/>
+        </w:rPr>
+      </w:pPr>
+      <w:r>
+        <w:rPr>
+          <w:rFonts w:ascii="Times New Roman" w:hAnsi="Times New Roman" w:cs="Times New Roman"/>
+          <w:highlight w:val="yellow"/>
+        </w:rPr>
+        <w:t>¿Podría decir que las siguientes líneas aplican un filtro? ¿Por qué?</w:t>
+      </w:r>
+      <w:r>
+        <w:rPr>
+          <w:rFonts w:ascii="Times New Roman" w:hAnsi="Times New Roman" w:cs="Times New Roman"/>
+          <w:highlight w:val="yellow"/>
         </w:rPr>
         <w:t xml:space="preserve"> (10%)</w:t>
       </w:r>
@@ -9666,6 +9711,7 @@
         <w:rPr>
           <w:rFonts w:ascii="Times New Roman" w:hAnsi="Times New Roman" w:cs="Times New Roman"/>
           <w:i/>
+          <w:highlight w:val="yellow"/>
           <w:lang w:val="en-US"/>
         </w:rPr>
       </w:pPr>
@@ -9673,6 +9719,7 @@
         <w:rPr>
           <w:rFonts w:ascii="Times New Roman" w:hAnsi="Times New Roman" w:cs="Times New Roman"/>
           <w:i/>
+          <w:highlight w:val="yellow"/>
           <w:lang w:val="en-US"/>
         </w:rPr>
         <w:t xml:space="preserve">F1 = </w:t>
@@ -9682,6 +9729,7 @@
         <w:rPr>
           <w:rFonts w:ascii="Times New Roman" w:hAnsi="Times New Roman" w:cs="Times New Roman"/>
           <w:i/>
+          <w:highlight w:val="yellow"/>
           <w:lang w:val="en-US"/>
         </w:rPr>
         <w:t>np.fft.fft</w:t>
@@ -9691,6 +9739,7 @@
         <w:rPr>
           <w:rFonts w:ascii="Times New Roman" w:hAnsi="Times New Roman" w:cs="Times New Roman"/>
           <w:i/>
+          <w:highlight w:val="yellow"/>
           <w:lang w:val="en-US"/>
         </w:rPr>
         <w:t>(x</w:t>
@@ -9700,6 +9749,7 @@
         <w:rPr>
           <w:rFonts w:ascii="Times New Roman" w:hAnsi="Times New Roman" w:cs="Times New Roman"/>
           <w:i/>
+          <w:highlight w:val="yellow"/>
           <w:lang w:val="en-US"/>
         </w:rPr>
         <w:t>);</w:t>
@@ -9717,6 +9767,7 @@
         <w:rPr>
           <w:rFonts w:ascii="Times New Roman" w:hAnsi="Times New Roman" w:cs="Times New Roman"/>
           <w:i/>
+          <w:highlight w:val="yellow"/>
           <w:lang w:val="en-US"/>
         </w:rPr>
       </w:pPr>
@@ -9724,6 +9775,7 @@
         <w:rPr>
           <w:rFonts w:ascii="Times New Roman" w:hAnsi="Times New Roman" w:cs="Times New Roman"/>
           <w:i/>
+          <w:highlight w:val="yellow"/>
           <w:lang w:val="en-US"/>
         </w:rPr>
         <w:t xml:space="preserve">F2 = </w:t>
@@ -9734,6 +9786,7 @@
         <w:rPr>
           <w:rFonts w:ascii="Times New Roman" w:hAnsi="Times New Roman" w:cs="Times New Roman"/>
           <w:i/>
+          <w:highlight w:val="yellow"/>
           <w:lang w:val="en-US"/>
         </w:rPr>
         <w:t>np.zeros</w:t>
@@ -9744,6 +9797,7 @@
         <w:rPr>
           <w:rFonts w:ascii="Times New Roman" w:hAnsi="Times New Roman" w:cs="Times New Roman"/>
           <w:i/>
+          <w:highlight w:val="yellow"/>
           <w:lang w:val="en-US"/>
         </w:rPr>
         <w:t>((</w:t>
@@ -9753,6 +9807,7 @@
         <w:rPr>
           <w:rFonts w:ascii="Times New Roman" w:hAnsi="Times New Roman" w:cs="Times New Roman"/>
           <w:i/>
+          <w:highlight w:val="yellow"/>
           <w:lang w:val="en-US"/>
         </w:rPr>
         <w:t>len</w:t>
@@ -9762,6 +9817,7 @@
         <w:rPr>
           <w:rFonts w:ascii="Times New Roman" w:hAnsi="Times New Roman" w:cs="Times New Roman"/>
           <w:i/>
+          <w:highlight w:val="yellow"/>
           <w:lang w:val="en-US"/>
         </w:rPr>
         <w:t>(</w:t>
@@ -9771,6 +9827,7 @@
         <w:rPr>
           <w:rFonts w:ascii="Times New Roman" w:hAnsi="Times New Roman" w:cs="Times New Roman"/>
           <w:i/>
+          <w:highlight w:val="yellow"/>
           <w:lang w:val="en-US"/>
         </w:rPr>
         <w:t>F1)));</w:t>
@@ -9788,6 +9845,7 @@
         <w:rPr>
           <w:rFonts w:ascii="Times New Roman" w:hAnsi="Times New Roman" w:cs="Times New Roman"/>
           <w:i/>
+          <w:highlight w:val="yellow"/>
           <w:lang w:val="en-US"/>
         </w:rPr>
       </w:pPr>
@@ -9795,6 +9853,7 @@
         <w:rPr>
           <w:rFonts w:ascii="Times New Roman" w:hAnsi="Times New Roman" w:cs="Times New Roman"/>
           <w:i/>
+          <w:highlight w:val="yellow"/>
           <w:lang w:val="en-US"/>
         </w:rPr>
         <w:t>F2[9:13] = F1[9:13</w:t>
@@ -9804,6 +9863,7 @@
         <w:rPr>
           <w:rFonts w:ascii="Times New Roman" w:hAnsi="Times New Roman" w:cs="Times New Roman"/>
           <w:i/>
+          <w:highlight w:val="yellow"/>
           <w:lang w:val="en-US"/>
         </w:rPr>
         <w:t>];</w:t>
@@ -9821,6 +9881,7 @@
         <w:rPr>
           <w:rFonts w:ascii="Times New Roman" w:hAnsi="Times New Roman" w:cs="Times New Roman"/>
           <w:i/>
+          <w:highlight w:val="yellow"/>
           <w:lang w:val="en-US"/>
         </w:rPr>
       </w:pPr>
@@ -9829,6 +9890,7 @@
         <w:rPr>
           <w:rFonts w:ascii="Times New Roman" w:hAnsi="Times New Roman" w:cs="Times New Roman"/>
           <w:i/>
+          <w:highlight w:val="yellow"/>
           <w:lang w:val="en-US"/>
         </w:rPr>
         <w:t>xr</w:t>
@@ -9838,6 +9900,7 @@
         <w:rPr>
           <w:rFonts w:ascii="Times New Roman" w:hAnsi="Times New Roman" w:cs="Times New Roman"/>
           <w:i/>
+          <w:highlight w:val="yellow"/>
           <w:lang w:val="en-US"/>
         </w:rPr>
         <w:t xml:space="preserve"> = </w:t>
@@ -9848,6 +9911,7 @@
         <w:rPr>
           <w:rFonts w:ascii="Times New Roman" w:hAnsi="Times New Roman" w:cs="Times New Roman"/>
           <w:i/>
+          <w:highlight w:val="yellow"/>
           <w:lang w:val="en-US"/>
         </w:rPr>
         <w:t>np.fft.ifft</w:t>
@@ -9858,6 +9922,7 @@
         <w:rPr>
           <w:rFonts w:ascii="Times New Roman" w:hAnsi="Times New Roman" w:cs="Times New Roman"/>
           <w:i/>
+          <w:highlight w:val="yellow"/>
           <w:lang w:val="en-US"/>
         </w:rPr>
         <w:t>(F2</w:t>
@@ -9867,6 +9932,7 @@
         <w:rPr>
           <w:rFonts w:ascii="Times New Roman" w:hAnsi="Times New Roman" w:cs="Times New Roman"/>
           <w:i/>
+          <w:highlight w:val="yellow"/>
           <w:lang w:val="en-US"/>
         </w:rPr>
         <w:t>);</w:t>
@@ -9884,6 +9950,7 @@
         <w:rPr>
           <w:rFonts w:ascii="Times New Roman" w:hAnsi="Times New Roman" w:cs="Times New Roman"/>
           <w:i/>
+          <w:highlight w:val="yellow"/>
           <w:lang w:val="en-US"/>
         </w:rPr>
       </w:pPr>
@@ -9891,6 +9958,7 @@
         <w:rPr>
           <w:rFonts w:ascii="Times New Roman" w:hAnsi="Times New Roman" w:cs="Times New Roman"/>
           <w:i/>
+          <w:highlight w:val="yellow"/>
           <w:lang w:val="en-US"/>
         </w:rPr>
         <w:t xml:space="preserve">fig = </w:t>
@@ -9901,6 +9969,7 @@
         <w:rPr>
           <w:rFonts w:ascii="Times New Roman" w:hAnsi="Times New Roman" w:cs="Times New Roman"/>
           <w:i/>
+          <w:highlight w:val="yellow"/>
           <w:lang w:val="en-US"/>
         </w:rPr>
         <w:t>plt.figure</w:t>
@@ -9911,6 +9980,7 @@
         <w:rPr>
           <w:rFonts w:ascii="Times New Roman" w:hAnsi="Times New Roman" w:cs="Times New Roman"/>
           <w:i/>
+          <w:highlight w:val="yellow"/>
           <w:lang w:val="en-US"/>
         </w:rPr>
         <w:t>()</w:t>
@@ -9927,6 +9997,7 @@
         <w:rPr>
           <w:rFonts w:ascii="Times New Roman" w:hAnsi="Times New Roman" w:cs="Times New Roman"/>
           <w:i/>
+          <w:highlight w:val="yellow"/>
           <w:lang w:val="en-US"/>
         </w:rPr>
       </w:pPr>
@@ -9934,6 +10005,7 @@
         <w:rPr>
           <w:rFonts w:ascii="Times New Roman" w:hAnsi="Times New Roman" w:cs="Times New Roman"/>
           <w:i/>
+          <w:highlight w:val="yellow"/>
           <w:lang w:val="en-US"/>
         </w:rPr>
         <w:t xml:space="preserve">ax = </w:t>
@@ -9943,6 +10015,7 @@
         <w:rPr>
           <w:rFonts w:ascii="Times New Roman" w:hAnsi="Times New Roman" w:cs="Times New Roman"/>
           <w:i/>
+          <w:highlight w:val="yellow"/>
           <w:lang w:val="en-US"/>
         </w:rPr>
         <w:t>fig.add_</w:t>
@@ -9952,6 +10025,7 @@
         <w:rPr>
           <w:rFonts w:ascii="Times New Roman" w:hAnsi="Times New Roman" w:cs="Times New Roman"/>
           <w:i/>
+          <w:highlight w:val="yellow"/>
           <w:lang w:val="en-US"/>
         </w:rPr>
         <w:t>subplot</w:t>
@@ -9961,6 +10035,7 @@
         <w:rPr>
           <w:rFonts w:ascii="Times New Roman" w:hAnsi="Times New Roman" w:cs="Times New Roman"/>
           <w:i/>
+          <w:highlight w:val="yellow"/>
           <w:lang w:val="en-US"/>
         </w:rPr>
         <w:t>(</w:t>
@@ -9970,6 +10045,7 @@
         <w:rPr>
           <w:rFonts w:ascii="Times New Roman" w:hAnsi="Times New Roman" w:cs="Times New Roman"/>
           <w:i/>
+          <w:highlight w:val="yellow"/>
           <w:lang w:val="en-US"/>
         </w:rPr>
         <w:t>111)</w:t>
@@ -9986,6 +10062,7 @@
         <w:rPr>
           <w:rFonts w:ascii="Times New Roman" w:hAnsi="Times New Roman" w:cs="Times New Roman"/>
           <w:i/>
+          <w:highlight w:val="yellow"/>
           <w:lang w:val="en-US"/>
         </w:rPr>
       </w:pPr>
@@ -9995,6 +10072,7 @@
         <w:rPr>
           <w:rFonts w:ascii="Times New Roman" w:hAnsi="Times New Roman" w:cs="Times New Roman"/>
           <w:i/>
+          <w:highlight w:val="yellow"/>
           <w:lang w:val="en-US"/>
         </w:rPr>
         <w:t>ax.plot</w:t>
@@ -10005,6 +10083,7 @@
         <w:rPr>
           <w:rFonts w:ascii="Times New Roman" w:hAnsi="Times New Roman" w:cs="Times New Roman"/>
           <w:i/>
+          <w:highlight w:val="yellow"/>
           <w:lang w:val="en-US"/>
         </w:rPr>
         <w:t xml:space="preserve">(t, </w:t>
@@ -10015,6 +10094,7 @@
         <w:rPr>
           <w:rFonts w:ascii="Times New Roman" w:hAnsi="Times New Roman" w:cs="Times New Roman"/>
           <w:i/>
+          <w:highlight w:val="yellow"/>
           <w:lang w:val="en-US"/>
         </w:rPr>
         <w:t>np.real</w:t>
@@ -10025,6 +10105,7 @@
         <w:rPr>
           <w:rFonts w:ascii="Times New Roman" w:hAnsi="Times New Roman" w:cs="Times New Roman"/>
           <w:i/>
+          <w:highlight w:val="yellow"/>
           <w:lang w:val="en-US"/>
         </w:rPr>
         <w:t>(</w:t>
@@ -10034,6 +10115,7 @@
         <w:rPr>
           <w:rFonts w:ascii="Times New Roman" w:hAnsi="Times New Roman" w:cs="Times New Roman"/>
           <w:i/>
+          <w:highlight w:val="yellow"/>
           <w:lang w:val="en-US"/>
         </w:rPr>
         <w:t>xr</w:t>
@@ -10043,6 +10125,7 @@
         <w:rPr>
           <w:rFonts w:ascii="Times New Roman" w:hAnsi="Times New Roman" w:cs="Times New Roman"/>
           <w:i/>
+          <w:highlight w:val="yellow"/>
           <w:lang w:val="en-US"/>
         </w:rPr>
         <w:t>))</w:t>
@@ -10059,6 +10142,7 @@
         <w:rPr>
           <w:rFonts w:ascii="Times New Roman" w:hAnsi="Times New Roman" w:cs="Times New Roman"/>
           <w:i/>
+          <w:highlight w:val="yellow"/>
           <w:lang w:val="es-MX"/>
         </w:rPr>
       </w:pPr>
@@ -10067,6 +10151,7 @@
         <w:rPr>
           <w:rFonts w:ascii="Times New Roman" w:hAnsi="Times New Roman" w:cs="Times New Roman"/>
           <w:i/>
+          <w:highlight w:val="yellow"/>
           <w:lang w:val="es-MX"/>
         </w:rPr>
         <w:lastRenderedPageBreak/>
@@ -10077,6 +10162,7 @@
         <w:rPr>
           <w:rFonts w:ascii="Times New Roman" w:hAnsi="Times New Roman" w:cs="Times New Roman"/>
           <w:i/>
+          <w:highlight w:val="yellow"/>
           <w:lang w:val="es-MX"/>
         </w:rPr>
         <w:t>(</w:t>
@@ -10086,6 +10172,7 @@
         <w:rPr>
           <w:rFonts w:ascii="Times New Roman" w:hAnsi="Times New Roman" w:cs="Times New Roman"/>
           <w:i/>
+          <w:highlight w:val="yellow"/>
           <w:lang w:val="es-MX"/>
         </w:rPr>
         <w:t>xlabel</w:t>
@@ -10095,6 +10182,7 @@
         <w:rPr>
           <w:rFonts w:ascii="Times New Roman" w:hAnsi="Times New Roman" w:cs="Times New Roman"/>
           <w:i/>
+          <w:highlight w:val="yellow"/>
           <w:lang w:val="es-MX"/>
         </w:rPr>
         <w:t xml:space="preserve">='Tiempo (s)', </w:t>
@@ -10104,6 +10192,7 @@
         <w:rPr>
           <w:rFonts w:ascii="Times New Roman" w:hAnsi="Times New Roman" w:cs="Times New Roman"/>
           <w:i/>
+          <w:highlight w:val="yellow"/>
           <w:lang w:val="es-MX"/>
         </w:rPr>
         <w:t>ylabel</w:t>
@@ -10113,6 +10202,7 @@
         <w:rPr>
           <w:rFonts w:ascii="Times New Roman" w:hAnsi="Times New Roman" w:cs="Times New Roman"/>
           <w:i/>
+          <w:highlight w:val="yellow"/>
           <w:lang w:val="es-MX"/>
         </w:rPr>
         <w:t>='Amplitud (V)');</w:t>
@@ -10129,6 +10219,7 @@
         <w:rPr>
           <w:rFonts w:ascii="Times New Roman" w:hAnsi="Times New Roman" w:cs="Times New Roman"/>
           <w:i/>
+          <w:highlight w:val="yellow"/>
           <w:lang w:val="es-MX"/>
         </w:rPr>
       </w:pPr>
@@ -10137,6 +10228,7 @@
         <w:rPr>
           <w:rFonts w:ascii="Times New Roman" w:hAnsi="Times New Roman" w:cs="Times New Roman"/>
           <w:i/>
+          <w:highlight w:val="yellow"/>
           <w:lang w:val="es-MX"/>
         </w:rPr>
         <w:t>plt.show</w:t>
@@ -10146,6 +10238,7 @@
         <w:rPr>
           <w:rFonts w:ascii="Times New Roman" w:hAnsi="Times New Roman" w:cs="Times New Roman"/>
           <w:i/>
+          <w:highlight w:val="yellow"/>
           <w:lang w:val="es-MX"/>
         </w:rPr>
         <w:t>()</w:t>
@@ -10161,12 +10254,14 @@
         <w:ind w:left="1004"/>
         <w:rPr>
           <w:rFonts w:ascii="Times New Roman" w:hAnsi="Times New Roman" w:cs="Times New Roman"/>
+          <w:highlight w:val="yellow"/>
           <w:lang w:val="es-CO"/>
         </w:rPr>
       </w:pPr>
       <w:r>
         <w:rPr>
           <w:rFonts w:ascii="Times New Roman" w:hAnsi="Times New Roman" w:cs="Times New Roman"/>
+          <w:highlight w:val="yellow"/>
           <w:lang w:val="es-CO"/>
         </w:rPr>
         <w:t>Extraiga de manera similar cada una de las component</w:t>
@@ -10174,6 +10269,7 @@
       <w:r>
         <w:rPr>
           <w:rFonts w:ascii="Times New Roman" w:hAnsi="Times New Roman" w:cs="Times New Roman"/>
+          <w:highlight w:val="yellow"/>
           <w:lang w:val="es-CO"/>
         </w:rPr>
         <w:t>e</w:t>
@@ -10181,6 +10277,7 @@
       <w:r>
         <w:rPr>
           <w:rFonts w:ascii="Times New Roman" w:hAnsi="Times New Roman" w:cs="Times New Roman"/>
+          <w:highlight w:val="yellow"/>
           <w:lang w:val="es-CO"/>
         </w:rPr>
         <w:t>s de la señal.</w:t>
@@ -10197,6 +10294,7 @@
         <w:rPr>
           <w:rFonts w:ascii="Times New Roman" w:hAnsi="Times New Roman" w:cs="Times New Roman"/>
           <w:i/>
+          <w:highlight w:val="yellow"/>
           <w:lang w:val="es-MX"/>
         </w:rPr>
       </w:pPr>
@@ -10215,12 +10313,14 @@
         <w:spacing w:after="0"/>
         <w:rPr>
           <w:rFonts w:ascii="Times New Roman" w:hAnsi="Times New Roman" w:cs="Times New Roman"/>
+          <w:highlight w:val="yellow"/>
           <w:lang w:val="es-CO"/>
         </w:rPr>
       </w:pPr>
       <w:r>
         <w:rPr>
           <w:rFonts w:ascii="Times New Roman" w:hAnsi="Times New Roman" w:cs="Times New Roman"/>
+          <w:highlight w:val="yellow"/>
           <w:lang w:val="es-CO"/>
         </w:rPr>
         <w:t>El archivo adjunto (</w:t>
@@ -10229,6 +10329,7 @@
       <w:r>
         <w:rPr>
           <w:rFonts w:ascii="Times New Roman" w:hAnsi="Times New Roman" w:cs="Times New Roman"/>
+          <w:highlight w:val="yellow"/>
           <w:lang w:val="es-CO"/>
         </w:rPr>
         <w:t>senecg.mat</w:t>
@@ -10237,6 +10338,7 @@
       <w:r>
         <w:rPr>
           <w:rFonts w:ascii="Times New Roman" w:hAnsi="Times New Roman" w:cs="Times New Roman"/>
+          <w:highlight w:val="yellow"/>
           <w:lang w:val="es-CO"/>
         </w:rPr>
         <w:t>) contiene una señal de ECG adquirida a una frecuencia de muestreo de 250 Hz. Realice un análisis</w:t>
@@ -10244,6 +10346,7 @@
       <w:r>
         <w:rPr>
           <w:rFonts w:ascii="Times New Roman" w:hAnsi="Times New Roman" w:cs="Times New Roman"/>
+          <w:highlight w:val="yellow"/>
           <w:lang w:val="es-CO"/>
         </w:rPr>
         <w:t xml:space="preserve"> en frecuencia de la señal usando </w:t>
@@ -10252,6 +10355,7 @@
       <w:r>
         <w:rPr>
           <w:rFonts w:ascii="Times New Roman" w:hAnsi="Times New Roman" w:cs="Times New Roman"/>
+          <w:highlight w:val="yellow"/>
           <w:lang w:val="es-CO"/>
         </w:rPr>
         <w:t>periodogramas</w:t>
@@ -10260,6 +10364,7 @@
       <w:r>
         <w:rPr>
           <w:rFonts w:ascii="Times New Roman" w:hAnsi="Times New Roman" w:cs="Times New Roman"/>
+          <w:highlight w:val="yellow"/>
           <w:lang w:val="es-CO"/>
         </w:rPr>
         <w:t xml:space="preserve"> de Welch</w:t>
@@ -10267,6 +10372,7 @@
       <w:r>
         <w:rPr>
           <w:rFonts w:ascii="Times New Roman" w:hAnsi="Times New Roman" w:cs="Times New Roman"/>
+          <w:highlight w:val="yellow"/>
           <w:lang w:val="es-CO"/>
         </w:rPr>
         <w:t xml:space="preserve"> y determine si es necesario eliminar rui</w:t>
@@ -10274,6 +10380,7 @@
       <w:r>
         <w:rPr>
           <w:rFonts w:ascii="Times New Roman" w:hAnsi="Times New Roman" w:cs="Times New Roman"/>
+          <w:highlight w:val="yellow"/>
           <w:lang w:val="es-CO"/>
         </w:rPr>
         <w:t>do</w:t>
@@ -10281,6 +10388,7 @@
       <w:r>
         <w:rPr>
           <w:rFonts w:ascii="Times New Roman" w:hAnsi="Times New Roman" w:cs="Times New Roman"/>
+          <w:highlight w:val="yellow"/>
           <w:lang w:val="es-CO"/>
         </w:rPr>
         <w:t>, en tal caso, elimínelo</w:t>
@@ -10288,6 +10396,7 @@
       <w:r>
         <w:rPr>
           <w:rFonts w:ascii="Times New Roman" w:hAnsi="Times New Roman" w:cs="Times New Roman"/>
+          <w:highlight w:val="yellow"/>
           <w:lang w:val="es-CO"/>
         </w:rPr>
         <w:t xml:space="preserve"> </w:t>
@@ -10295,6 +10404,7 @@
       <w:r>
         <w:rPr>
           <w:rFonts w:ascii="Times New Roman" w:hAnsi="Times New Roman" w:cs="Times New Roman"/>
+          <w:highlight w:val="yellow"/>
           <w:lang w:val="es-CO"/>
         </w:rPr>
         <w:t xml:space="preserve">de la forma que se mostró antes </w:t>
@@ -10302,6 +10412,7 @@
       <w:r>
         <w:rPr>
           <w:rFonts w:ascii="Times New Roman" w:hAnsi="Times New Roman" w:cs="Times New Roman"/>
+          <w:highlight w:val="yellow"/>
           <w:lang w:val="es-CO"/>
         </w:rPr>
         <w:t>y compruebe que lo haya realizado</w:t>
@@ -10309,6 +10420,7 @@
       <w:r>
         <w:rPr>
           <w:rFonts w:ascii="Times New Roman" w:hAnsi="Times New Roman" w:cs="Times New Roman"/>
+          <w:highlight w:val="yellow"/>
           <w:lang w:val="es-CO"/>
         </w:rPr>
         <w:t xml:space="preserve">, </w:t>
@@ -10316,6 +10428,7 @@
       <w:r>
         <w:rPr>
           <w:rFonts w:ascii="Times New Roman" w:hAnsi="Times New Roman" w:cs="Times New Roman"/>
+          <w:highlight w:val="yellow"/>
           <w:lang w:val="es-CO"/>
         </w:rPr>
         <w:t>calcule la</w:t>
@@ -10323,12 +10436,14 @@
       <w:r>
         <w:rPr>
           <w:rFonts w:ascii="Times New Roman" w:hAnsi="Times New Roman" w:cs="Times New Roman"/>
+          <w:highlight w:val="yellow"/>
         </w:rPr>
         <w:t xml:space="preserve"> transformada inversa de Fourier de la señal filtrada</w:t>
       </w:r>
       <w:r>
         <w:rPr>
           <w:rFonts w:ascii="Times New Roman" w:hAnsi="Times New Roman" w:cs="Times New Roman"/>
+          <w:highlight w:val="yellow"/>
           <w:lang w:val="es-CO"/>
         </w:rPr>
         <w:t xml:space="preserve"> y compruebe con el </w:t>
@@ -10337,6 +10452,7 @@
       <w:r>
         <w:rPr>
           <w:rFonts w:ascii="Times New Roman" w:hAnsi="Times New Roman" w:cs="Times New Roman"/>
+          <w:highlight w:val="yellow"/>
           <w:lang w:val="es-CO"/>
         </w:rPr>
         <w:t>periodograma</w:t>
@@ -10345,6 +10461,7 @@
       <w:r>
         <w:rPr>
           <w:rFonts w:ascii="Times New Roman" w:hAnsi="Times New Roman" w:cs="Times New Roman"/>
+          <w:highlight w:val="yellow"/>
           <w:lang w:val="es-CO"/>
         </w:rPr>
         <w:t>.</w:t>
@@ -10352,6 +10469,7 @@
       <w:r>
         <w:rPr>
           <w:rFonts w:ascii="Times New Roman" w:hAnsi="Times New Roman" w:cs="Times New Roman"/>
+          <w:highlight w:val="yellow"/>
           <w:lang w:val="es-CO"/>
         </w:rPr>
         <w:t xml:space="preserve"> (Usar una ventana Hanning, y </w:t>
@@ -10359,6 +10477,7 @@
       <w:r>
         <w:rPr>
           <w:rFonts w:ascii="Times New Roman" w:hAnsi="Times New Roman" w:cs="Times New Roman"/>
+          <w:highlight w:val="yellow"/>
           <w:lang w:val="es-CO"/>
         </w:rPr>
         <w:t>justificar la elección del solapami</w:t>
@@ -10366,6 +10485,7 @@
       <w:r>
         <w:rPr>
           <w:rFonts w:ascii="Times New Roman" w:hAnsi="Times New Roman" w:cs="Times New Roman"/>
+          <w:highlight w:val="yellow"/>
           <w:lang w:val="es-CO"/>
         </w:rPr>
         <w:t>e</w:t>
@@ -10373,6 +10493,7 @@
       <w:r>
         <w:rPr>
           <w:rFonts w:ascii="Times New Roman" w:hAnsi="Times New Roman" w:cs="Times New Roman"/>
+          <w:highlight w:val="yellow"/>
           <w:lang w:val="es-CO"/>
         </w:rPr>
         <w:t>nto y el ancho de la ventaja)</w:t>
@@ -10380,6 +10501,7 @@
       <w:r>
         <w:rPr>
           <w:rFonts w:ascii="Times New Roman" w:hAnsi="Times New Roman" w:cs="Times New Roman"/>
+          <w:highlight w:val="yellow"/>
           <w:lang w:val="es-CO"/>
         </w:rPr>
         <w:t xml:space="preserve"> (25%)</w:t>
@@ -10396,12 +10518,14 @@
         <w:ind w:left="1004"/>
         <w:rPr>
           <w:rFonts w:ascii="Times New Roman" w:hAnsi="Times New Roman" w:cs="Times New Roman"/>
+          <w:highlight w:val="yellow"/>
           <w:lang w:val="es-CO"/>
         </w:rPr>
       </w:pPr>
       <w:r>
         <w:rPr>
           <w:rFonts w:ascii="Times New Roman" w:hAnsi="Times New Roman" w:cs="Times New Roman"/>
+          <w:highlight w:val="yellow"/>
           <w:lang w:val="es-CO"/>
         </w:rPr>
         <w:t xml:space="preserve"> </w:t>
@@ -10421,12 +10545,14 @@
         <w:spacing w:after="0"/>
         <w:rPr>
           <w:rFonts w:ascii="Times New Roman" w:hAnsi="Times New Roman" w:cs="Times New Roman"/>
+          <w:highlight w:val="yellow"/>
           <w:lang w:val="es-CO"/>
         </w:rPr>
       </w:pPr>
       <w:r>
         <w:rPr>
           <w:rFonts w:ascii="Times New Roman" w:hAnsi="Times New Roman" w:cs="Times New Roman"/>
+          <w:highlight w:val="yellow"/>
           <w:lang w:val="es-CO"/>
         </w:rPr>
         <w:t xml:space="preserve">Realice un análisis de frecuencia a través del </w:t>
@@ -10435,6 +10561,7 @@
       <w:r>
         <w:rPr>
           <w:rFonts w:ascii="Times New Roman" w:hAnsi="Times New Roman" w:cs="Times New Roman"/>
+          <w:highlight w:val="yellow"/>
           <w:lang w:val="es-CO"/>
         </w:rPr>
         <w:t>periodograma</w:t>
@@ -10443,6 +10570,7 @@
       <w:r>
         <w:rPr>
           <w:rFonts w:ascii="Times New Roman" w:hAnsi="Times New Roman" w:cs="Times New Roman"/>
+          <w:highlight w:val="yellow"/>
           <w:lang w:val="es-CO"/>
         </w:rPr>
         <w:t xml:space="preserve"> de </w:t>
@@ -10451,6 +10579,7 @@
       <w:r>
         <w:rPr>
           <w:rFonts w:ascii="Times New Roman" w:hAnsi="Times New Roman" w:cs="Times New Roman"/>
+          <w:highlight w:val="yellow"/>
           <w:lang w:val="es-CO"/>
         </w:rPr>
         <w:t>welch</w:t>
@@ -10459,6 +10588,7 @@
       <w:r>
         <w:rPr>
           <w:rFonts w:ascii="Times New Roman" w:hAnsi="Times New Roman" w:cs="Times New Roman"/>
+          <w:highlight w:val="yellow"/>
           <w:lang w:val="es-CO"/>
         </w:rPr>
         <w:t xml:space="preserve"> de una señal de EEG </w:t>
@@ -10466,6 +10596,7 @@
       <w:r>
         <w:rPr>
           <w:rFonts w:ascii="Times New Roman" w:hAnsi="Times New Roman" w:cs="Times New Roman"/>
+          <w:highlight w:val="yellow"/>
           <w:lang w:val="es-CO"/>
         </w:rPr>
         <w:t xml:space="preserve">de un paciente Sano y </w:t>
@@ -10473,6 +10604,7 @@
       <w:r>
         <w:rPr>
           <w:rFonts w:ascii="Times New Roman" w:hAnsi="Times New Roman" w:cs="Times New Roman"/>
+          <w:highlight w:val="yellow"/>
           <w:lang w:val="es-CO"/>
         </w:rPr>
         <w:t xml:space="preserve">otra </w:t>
@@ -10480,6 +10612,7 @@
       <w:r>
         <w:rPr>
           <w:rFonts w:ascii="Times New Roman" w:hAnsi="Times New Roman" w:cs="Times New Roman"/>
+          <w:highlight w:val="yellow"/>
           <w:lang w:val="es-CO"/>
         </w:rPr>
         <w:t xml:space="preserve">de un paciente con Parkinson de algún canal que en el proyecto 1 hayan identificado </w:t>
@@ -10487,6 +10620,7 @@
       <w:r>
         <w:rPr>
           <w:rFonts w:ascii="Times New Roman" w:hAnsi="Times New Roman" w:cs="Times New Roman"/>
+          <w:highlight w:val="yellow"/>
           <w:lang w:val="es-CO"/>
         </w:rPr>
         <w:t>que presenta</w:t>
@@ -10494,6 +10628,7 @@
       <w:r>
         <w:rPr>
           <w:rFonts w:ascii="Times New Roman" w:hAnsi="Times New Roman" w:cs="Times New Roman"/>
+          <w:highlight w:val="yellow"/>
           <w:lang w:val="es-CO"/>
         </w:rPr>
         <w:t>ba</w:t>
@@ -10501,6 +10636,7 @@
       <w:r>
         <w:rPr>
           <w:rFonts w:ascii="Times New Roman" w:hAnsi="Times New Roman" w:cs="Times New Roman"/>
+          <w:highlight w:val="yellow"/>
           <w:lang w:val="es-CO"/>
         </w:rPr>
         <w:t xml:space="preserve"> diferencias</w:t>
@@ -10508,6 +10644,7 @@
       <w:r>
         <w:rPr>
           <w:rFonts w:ascii="Times New Roman" w:hAnsi="Times New Roman" w:cs="Times New Roman"/>
+          <w:highlight w:val="yellow"/>
           <w:lang w:val="es-CO"/>
         </w:rPr>
         <w:t>, si no encontró diferencias, elija un par al azar.</w:t>
@@ -10515,6 +10652,7 @@
       <w:r>
         <w:rPr>
           <w:rFonts w:ascii="Times New Roman" w:hAnsi="Times New Roman" w:cs="Times New Roman"/>
+          <w:highlight w:val="yellow"/>
           <w:lang w:val="es-CO"/>
         </w:rPr>
         <w:t xml:space="preserve"> </w:t>
@@ -10522,6 +10660,7 @@
       <w:r>
         <w:rPr>
           <w:rFonts w:ascii="Times New Roman" w:hAnsi="Times New Roman" w:cs="Times New Roman"/>
+          <w:highlight w:val="yellow"/>
           <w:lang w:val="es-CO"/>
         </w:rPr>
         <w:t xml:space="preserve">Realice un análisis comparativo de las señales según lo que le indiquen los </w:t>
@@ -10530,6 +10669,7 @@
       <w:r>
         <w:rPr>
           <w:rFonts w:ascii="Times New Roman" w:hAnsi="Times New Roman" w:cs="Times New Roman"/>
+          <w:highlight w:val="yellow"/>
           <w:lang w:val="es-CO"/>
         </w:rPr>
         <w:t>periodogramas</w:t>
@@ -10538,6 +10678,7 @@
       <w:r>
         <w:rPr>
           <w:rFonts w:ascii="Times New Roman" w:hAnsi="Times New Roman" w:cs="Times New Roman"/>
+          <w:highlight w:val="yellow"/>
           <w:lang w:val="es-CO"/>
         </w:rPr>
         <w:t>.</w:t>
@@ -10545,6 +10686,7 @@
       <w:r>
         <w:rPr>
           <w:rFonts w:ascii="Times New Roman" w:hAnsi="Times New Roman" w:cs="Times New Roman"/>
+          <w:highlight w:val="yellow"/>
           <w:lang w:val="es-CO"/>
         </w:rPr>
         <w:t xml:space="preserve"> (Usar una ventana Hanning, y justificar la elección del solapamiento y el ancho de la ventaja)</w:t>
@@ -10552,6 +10694,7 @@
       <w:r>
         <w:rPr>
           <w:rFonts w:ascii="Times New Roman" w:hAnsi="Times New Roman" w:cs="Times New Roman"/>
+          <w:highlight w:val="yellow"/>
           <w:lang w:val="es-CO"/>
         </w:rPr>
         <w:t xml:space="preserve"> (25%)</w:t>
@@ -10562,6 +10705,7 @@
         <w:pStyle w:val="Prrafodelista"/>
         <w:rPr>
           <w:rFonts w:ascii="Times New Roman" w:hAnsi="Times New Roman" w:cs="Times New Roman"/>
+          <w:highlight w:val="yellow"/>
           <w:lang w:val="es-CO"/>
         </w:rPr>
       </w:pPr>
@@ -10580,12 +10724,14 @@
         <w:spacing w:after="0"/>
         <w:rPr>
           <w:rFonts w:ascii="Times New Roman" w:hAnsi="Times New Roman" w:cs="Times New Roman"/>
+          <w:highlight w:val="yellow"/>
           <w:lang w:val="es-CO"/>
         </w:rPr>
       </w:pPr>
       <w:r>
         <w:rPr>
           <w:rFonts w:ascii="Times New Roman" w:hAnsi="Times New Roman" w:cs="Times New Roman"/>
+          <w:highlight w:val="yellow"/>
           <w:lang w:val="es-CO"/>
         </w:rPr>
         <w:t>Conclusiones y referencias (10%)</w:t>
@@ -10725,7 +10871,7 @@
       </w:r>
     </w:p>
     <w:sectPr>
-      <w:footerReference w:type="default" r:id="rId17"/>
+      <w:footerReference w:type="default" r:id="rId20"/>
       <w:pgSz w:w="11900" w:h="16840"/>
       <w:pgMar w:top="1134" w:right="1134" w:bottom="1134" w:left="1134" w:header="709" w:footer="850" w:gutter="0"/>
       <w:cols w:space="720"/>
@@ -14709,6 +14855,23 @@
 </file>
 
 <file path=customXml/item1.xml><?xml version="1.0" encoding="utf-8"?>
+<p:properties xmlns:p="http://schemas.microsoft.com/office/2006/metadata/properties" xmlns:xsi="http://www.w3.org/2001/XMLSchema-instance" xmlns:pc="http://schemas.microsoft.com/office/infopath/2007/PartnerControls">
+  <documentManagement>
+    <ReferenceId xmlns="04b4ffe0-043a-43cb-b1e4-993d56936d67" xsi:nil="true"/>
+  </documentManagement>
+</p:properties>
+</file>
+
+<file path=customXml/item2.xml><?xml version="1.0" encoding="utf-8"?>
+<?mso-contentType ?>
+<FormTemplates xmlns="http://schemas.microsoft.com/sharepoint/v3/contenttype/forms">
+  <Display>DocumentLibraryForm</Display>
+  <Edit>DocumentLibraryForm</Edit>
+  <New>DocumentLibraryForm</New>
+</FormTemplates>
+</file>
+
+<file path=customXml/item3.xml><?xml version="1.0" encoding="utf-8"?>
 <ct:contentTypeSchema xmlns:ct="http://schemas.microsoft.com/office/2006/metadata/contentType" xmlns:ma="http://schemas.microsoft.com/office/2006/metadata/properties/metaAttributes" ct:_="" ma:_="" ma:contentTypeName="Documento" ma:contentTypeID="0x0101008A30FA022CDC8F47847B4876DFE37335" ma:contentTypeVersion="4" ma:contentTypeDescription="Crear nuevo documento." ma:contentTypeScope="" ma:versionID="07d03913e084ebc5b1ec425ec3625ab3">
   <xsd:schema xmlns:xsd="http://www.w3.org/2001/XMLSchema" xmlns:xs="http://www.w3.org/2001/XMLSchema" xmlns:p="http://schemas.microsoft.com/office/2006/metadata/properties" xmlns:ns2="04b4ffe0-043a-43cb-b1e4-993d56936d67" targetNamespace="http://schemas.microsoft.com/office/2006/metadata/properties" ma:root="true" ma:fieldsID="7d51b9df3156abc7f25814d17495ebc6" ns2:_="">
     <xsd:import namespace="04b4ffe0-043a-43cb-b1e4-993d56936d67"/>
@@ -14852,31 +15015,38 @@
 </ct:contentTypeSchema>
 </file>
 
-<file path=customXml/item2.xml><?xml version="1.0" encoding="utf-8"?>
-<?mso-contentType ?>
-<FormTemplates xmlns="http://schemas.microsoft.com/sharepoint/v3/contenttype/forms">
-  <Display>DocumentLibraryForm</Display>
-  <Edit>DocumentLibraryForm</Edit>
-  <New>DocumentLibraryForm</New>
-</FormTemplates>
-</file>
-
-<file path=customXml/item3.xml><?xml version="1.0" encoding="utf-8"?>
-<p:properties xmlns:p="http://schemas.microsoft.com/office/2006/metadata/properties" xmlns:xsi="http://www.w3.org/2001/XMLSchema-instance" xmlns:pc="http://schemas.microsoft.com/office/infopath/2007/PartnerControls">
-  <documentManagement>
-    <ReferenceId xmlns="04b4ffe0-043a-43cb-b1e4-993d56936d67" xsi:nil="true"/>
-  </documentManagement>
-</p:properties>
-</file>
-
 <file path=customXml/itemProps1.xml><?xml version="1.0" encoding="utf-8"?>
-<ds:datastoreItem xmlns:ds="http://schemas.openxmlformats.org/officeDocument/2006/customXml" ds:itemID="{3721DA34-E6BA-4C2C-BC1B-AD3D2D96652B}"/>
+<ds:datastoreItem xmlns:ds="http://schemas.openxmlformats.org/officeDocument/2006/customXml" ds:itemID="{6AE863D1-27FD-47E3-8B05-BCB753414037}">
+  <ds:schemaRefs>
+    <ds:schemaRef ds:uri="http://schemas.microsoft.com/office/2006/metadata/properties"/>
+    <ds:schemaRef ds:uri="http://schemas.microsoft.com/office/infopath/2007/PartnerControls"/>
+    <ds:schemaRef ds:uri="04b4ffe0-043a-43cb-b1e4-993d56936d67"/>
+  </ds:schemaRefs>
+</ds:datastoreItem>
 </file>
 
 <file path=customXml/itemProps2.xml><?xml version="1.0" encoding="utf-8"?>
-<ds:datastoreItem xmlns:ds="http://schemas.openxmlformats.org/officeDocument/2006/customXml" ds:itemID="{996B3895-B8B8-4CDE-B558-E02A38722363}"/>
+<ds:datastoreItem xmlns:ds="http://schemas.openxmlformats.org/officeDocument/2006/customXml" ds:itemID="{996B3895-B8B8-4CDE-B558-E02A38722363}">
+  <ds:schemaRefs>
+    <ds:schemaRef ds:uri="http://schemas.microsoft.com/sharepoint/v3/contenttype/forms"/>
+  </ds:schemaRefs>
+</ds:datastoreItem>
 </file>
 
 <file path=customXml/itemProps3.xml><?xml version="1.0" encoding="utf-8"?>
-<ds:datastoreItem xmlns:ds="http://schemas.openxmlformats.org/officeDocument/2006/customXml" ds:itemID="{6AE863D1-27FD-47E3-8B05-BCB753414037}"/>
+<ds:datastoreItem xmlns:ds="http://schemas.openxmlformats.org/officeDocument/2006/customXml" ds:itemID="{3721DA34-E6BA-4C2C-BC1B-AD3D2D96652B}">
+  <ds:schemaRefs>
+    <ds:schemaRef ds:uri="http://schemas.microsoft.com/office/2006/metadata/contentType"/>
+    <ds:schemaRef ds:uri="http://schemas.microsoft.com/office/2006/metadata/properties/metaAttributes"/>
+    <ds:schemaRef ds:uri="http://www.w3.org/2001/XMLSchema"/>
+    <ds:schemaRef ds:uri="http://schemas.microsoft.com/office/2006/metadata/properties"/>
+    <ds:schemaRef ds:uri="04b4ffe0-043a-43cb-b1e4-993d56936d67"/>
+    <ds:schemaRef ds:uri="http://schemas.microsoft.com/office/2006/documentManagement/types"/>
+    <ds:schemaRef ds:uri="http://schemas.microsoft.com/office/infopath/2007/PartnerControls"/>
+    <ds:schemaRef ds:uri="http://schemas.openxmlformats.org/package/2006/metadata/core-properties"/>
+    <ds:schemaRef ds:uri="http://purl.org/dc/elements/1.1/"/>
+    <ds:schemaRef ds:uri="http://purl.org/dc/terms/"/>
+    <ds:schemaRef ds:uri="http://schemas.microsoft.com/internal/obd"/>
+  </ds:schemaRefs>
+</ds:datastoreItem>
 </file>